--- a/LLM Prompts/Usability Coding Heuristics.docx
+++ b/LLM Prompts/Usability Coding Heuristics.docx
@@ -3051,7 +3051,24 @@
           <w:szCs w:val="24"/>
           <w:lang w:val="en-US"/>
         </w:rPr>
-        <w:t>/compose</w:t>
+        <w:t>/</w:t>
+      </w:r>
+      <w:r>
+        <w:rPr>
+          <w:rFonts w:ascii="Times New Roman" w:hAnsi="Times New Roman" w:eastAsia="Times New Roman" w:cs="Times New Roman"/>
+          <w:b w:val="1"/>
+          <w:bCs w:val="1"/>
+          <w:i w:val="0"/>
+          <w:iCs w:val="0"/>
+          <w:caps w:val="0"/>
+          <w:smallCaps w:val="0"/>
+          <w:noProof w:val="0"/>
+          <w:color w:val="000000" w:themeColor="text1" w:themeTint="FF" w:themeShade="FF"/>
+          <w:sz w:val="24"/>
+          <w:szCs w:val="24"/>
+          <w:lang w:val="en-US"/>
+        </w:rPr>
+        <w:t>compose</w:t>
       </w:r>
       <w:r>
         <w:rPr>
@@ -3173,7 +3190,41 @@
           <w:szCs w:val="24"/>
           <w:lang w:val="en-US"/>
         </w:rPr>
-        <w:t xml:space="preserve"> (based on the comments and resolution)</w:t>
+        <w:t xml:space="preserve"> (based on the comme</w:t>
+      </w:r>
+      <w:r>
+        <w:rPr>
+          <w:rFonts w:ascii="Times New Roman" w:hAnsi="Times New Roman" w:eastAsia="Times New Roman" w:cs="Times New Roman"/>
+          <w:b w:val="0"/>
+          <w:bCs w:val="0"/>
+          <w:i w:val="0"/>
+          <w:iCs w:val="0"/>
+          <w:caps w:val="0"/>
+          <w:smallCaps w:val="0"/>
+          <w:noProof w:val="0"/>
+          <w:color w:val="000000" w:themeColor="text1" w:themeTint="FF" w:themeShade="FF"/>
+          <w:sz w:val="24"/>
+          <w:szCs w:val="24"/>
+          <w:lang w:val="en-US"/>
+        </w:rPr>
+        <w:t xml:space="preserve">nts and </w:t>
+      </w:r>
+      <w:r>
+        <w:rPr>
+          <w:rFonts w:ascii="Times New Roman" w:hAnsi="Times New Roman" w:eastAsia="Times New Roman" w:cs="Times New Roman"/>
+          <w:b w:val="0"/>
+          <w:bCs w:val="0"/>
+          <w:i w:val="0"/>
+          <w:iCs w:val="0"/>
+          <w:caps w:val="0"/>
+          <w:smallCaps w:val="0"/>
+          <w:noProof w:val="0"/>
+          <w:color w:val="000000" w:themeColor="text1" w:themeTint="FF" w:themeShade="FF"/>
+          <w:sz w:val="24"/>
+          <w:szCs w:val="24"/>
+          <w:lang w:val="en-US"/>
+        </w:rPr>
+        <w:t>resolution)</w:t>
       </w:r>
       <w:r>
         <w:rPr>
@@ -3344,6 +3395,23 @@
           <w:lang w:val="en-US"/>
         </w:rPr>
         <w:t>. For example:</w:t>
+      </w:r>
+      <w:r>
+        <w:rPr>
+          <w:rFonts w:ascii="Times New Roman" w:hAnsi="Times New Roman" w:eastAsia="Times New Roman" w:cs="Times New Roman"/>
+          <w:b w:val="0"/>
+          <w:bCs w:val="0"/>
+          <w:i w:val="0"/>
+          <w:iCs w:val="0"/>
+          <w:caps w:val="0"/>
+          <w:smallCaps w:val="0"/>
+          <w:noProof w:val="0"/>
+          <w:color w:val="000000" w:themeColor="text1" w:themeTint="FF" w:themeShade="FF"/>
+          <w:sz w:val="24"/>
+          <w:szCs w:val="24"/>
+          <w:lang w:val="en-US"/>
+        </w:rPr>
+        <w:t xml:space="preserve"> </w:t>
       </w:r>
     </w:p>
     <w:p>
@@ -4049,6 +4117,339 @@
     </w:p>
     <w:p>
       <w:pPr>
+        <w:pStyle w:val="ListParagraph"/>
+        <w:numPr>
+          <w:ilvl w:val="1"/>
+          <w:numId w:val="1"/>
+        </w:numPr>
+        <w:shd w:val="clear" w:color="auto" w:fill="FFFFFF" w:themeFill="background1"/>
+        <w:spacing w:before="240" w:beforeAutospacing="off" w:after="240" w:afterAutospacing="off"/>
+        <w:jc w:val="left"/>
+        <w:rPr>
+          <w:rFonts w:ascii="Times New Roman" w:hAnsi="Times New Roman" w:eastAsia="Times New Roman" w:cs="Times New Roman"/>
+          <w:b w:val="0"/>
+          <w:bCs w:val="0"/>
+          <w:i w:val="0"/>
+          <w:iCs w:val="0"/>
+          <w:caps w:val="0"/>
+          <w:smallCaps w:val="0"/>
+          <w:noProof w:val="0"/>
+          <w:color w:val="000000" w:themeColor="text1" w:themeTint="FF" w:themeShade="FF"/>
+          <w:sz w:val="24"/>
+          <w:szCs w:val="24"/>
+          <w:lang w:val="en-US"/>
+        </w:rPr>
+      </w:pPr>
+      <w:r>
+        <w:rPr>
+          <w:rFonts w:ascii="Times New Roman" w:hAnsi="Times New Roman" w:eastAsia="Times New Roman" w:cs="Times New Roman"/>
+          <w:b w:val="0"/>
+          <w:bCs w:val="0"/>
+          <w:i w:val="0"/>
+          <w:iCs w:val="0"/>
+          <w:caps w:val="0"/>
+          <w:smallCaps w:val="0"/>
+          <w:noProof w:val="0"/>
+          <w:color w:val="000000" w:themeColor="text1" w:themeTint="FF" w:themeShade="FF"/>
+          <w:sz w:val="24"/>
+          <w:szCs w:val="24"/>
+          <w:lang w:val="en-US"/>
+        </w:rPr>
+        <w:t xml:space="preserve">When </w:t>
+      </w:r>
+      <w:r>
+        <w:rPr>
+          <w:rFonts w:ascii="Times New Roman" w:hAnsi="Times New Roman" w:eastAsia="Times New Roman" w:cs="Times New Roman"/>
+          <w:b w:val="0"/>
+          <w:bCs w:val="0"/>
+          <w:i w:val="0"/>
+          <w:iCs w:val="0"/>
+          <w:caps w:val="0"/>
+          <w:smallCaps w:val="0"/>
+          <w:noProof w:val="0"/>
+          <w:color w:val="000000" w:themeColor="text1" w:themeTint="FF" w:themeShade="FF"/>
+          <w:sz w:val="24"/>
+          <w:szCs w:val="24"/>
+          <w:lang w:val="en-US"/>
+        </w:rPr>
+        <w:t>comprehending</w:t>
+      </w:r>
+      <w:r>
+        <w:rPr>
+          <w:rFonts w:ascii="Times New Roman" w:hAnsi="Times New Roman" w:eastAsia="Times New Roman" w:cs="Times New Roman"/>
+          <w:b w:val="0"/>
+          <w:bCs w:val="0"/>
+          <w:i w:val="0"/>
+          <w:iCs w:val="0"/>
+          <w:caps w:val="0"/>
+          <w:smallCaps w:val="0"/>
+          <w:noProof w:val="0"/>
+          <w:color w:val="000000" w:themeColor="text1" w:themeTint="FF" w:themeShade="FF"/>
+          <w:sz w:val="24"/>
+          <w:szCs w:val="24"/>
+          <w:lang w:val="en-US"/>
+        </w:rPr>
+        <w:t xml:space="preserve"> the issues </w:t>
+      </w:r>
+      <w:r>
+        <w:rPr>
+          <w:rFonts w:ascii="Times New Roman" w:hAnsi="Times New Roman" w:eastAsia="Times New Roman" w:cs="Times New Roman"/>
+          <w:b w:val="0"/>
+          <w:bCs w:val="0"/>
+          <w:i w:val="0"/>
+          <w:iCs w:val="0"/>
+          <w:caps w:val="0"/>
+          <w:smallCaps w:val="0"/>
+          <w:noProof w:val="0"/>
+          <w:color w:val="000000" w:themeColor="text1" w:themeTint="FF" w:themeShade="FF"/>
+          <w:sz w:val="24"/>
+          <w:szCs w:val="24"/>
+          <w:lang w:val="en-US"/>
+        </w:rPr>
+        <w:t>always not</w:t>
+      </w:r>
+      <w:r>
+        <w:rPr>
+          <w:rFonts w:ascii="Times New Roman" w:hAnsi="Times New Roman" w:eastAsia="Times New Roman" w:cs="Times New Roman"/>
+          <w:b w:val="0"/>
+          <w:bCs w:val="0"/>
+          <w:i w:val="0"/>
+          <w:iCs w:val="0"/>
+          <w:caps w:val="0"/>
+          <w:smallCaps w:val="0"/>
+          <w:noProof w:val="0"/>
+          <w:color w:val="000000" w:themeColor="text1" w:themeTint="FF" w:themeShade="FF"/>
+          <w:sz w:val="24"/>
+          <w:szCs w:val="24"/>
+          <w:lang w:val="en-US"/>
+        </w:rPr>
+        <w:t xml:space="preserve"> the template texts that may come with the issue templates of each tool; e.g</w:t>
+      </w:r>
+      <w:r>
+        <w:rPr>
+          <w:rFonts w:ascii="Times New Roman" w:hAnsi="Times New Roman" w:eastAsia="Times New Roman" w:cs="Times New Roman"/>
+          <w:b w:val="0"/>
+          <w:bCs w:val="0"/>
+          <w:i w:val="0"/>
+          <w:iCs w:val="0"/>
+          <w:caps w:val="0"/>
+          <w:smallCaps w:val="0"/>
+          <w:noProof w:val="0"/>
+          <w:color w:val="000000" w:themeColor="text1" w:themeTint="FF" w:themeShade="FF"/>
+          <w:sz w:val="24"/>
+          <w:szCs w:val="24"/>
+          <w:lang w:val="en-US"/>
+        </w:rPr>
+        <w:t>. for</w:t>
+      </w:r>
+      <w:r>
+        <w:rPr>
+          <w:rFonts w:ascii="Times New Roman" w:hAnsi="Times New Roman" w:eastAsia="Times New Roman" w:cs="Times New Roman"/>
+          <w:b w:val="0"/>
+          <w:bCs w:val="0"/>
+          <w:i w:val="0"/>
+          <w:iCs w:val="0"/>
+          <w:caps w:val="0"/>
+          <w:smallCaps w:val="0"/>
+          <w:noProof w:val="0"/>
+          <w:color w:val="000000" w:themeColor="text1" w:themeTint="FF" w:themeShade="FF"/>
+          <w:sz w:val="24"/>
+          <w:szCs w:val="24"/>
+          <w:lang w:val="en-US"/>
+        </w:rPr>
+        <w:t xml:space="preserve"> </w:t>
+      </w:r>
+      <w:r>
+        <w:rPr>
+          <w:rFonts w:ascii="Times New Roman" w:hAnsi="Times New Roman" w:eastAsia="Times New Roman" w:cs="Times New Roman"/>
+          <w:b w:val="0"/>
+          <w:bCs w:val="0"/>
+          <w:i w:val="0"/>
+          <w:iCs w:val="0"/>
+          <w:caps w:val="0"/>
+          <w:smallCaps w:val="0"/>
+          <w:noProof w:val="0"/>
+          <w:color w:val="000000" w:themeColor="text1" w:themeTint="FF" w:themeShade="FF"/>
+          <w:sz w:val="24"/>
+          <w:szCs w:val="24"/>
+          <w:lang w:val="en-US"/>
+        </w:rPr>
+        <w:t>hashicorp</w:t>
+      </w:r>
+      <w:r>
+        <w:rPr>
+          <w:rFonts w:ascii="Times New Roman" w:hAnsi="Times New Roman" w:eastAsia="Times New Roman" w:cs="Times New Roman"/>
+          <w:b w:val="0"/>
+          <w:bCs w:val="0"/>
+          <w:i w:val="0"/>
+          <w:iCs w:val="0"/>
+          <w:caps w:val="0"/>
+          <w:smallCaps w:val="0"/>
+          <w:noProof w:val="0"/>
+          <w:color w:val="000000" w:themeColor="text1" w:themeTint="FF" w:themeShade="FF"/>
+          <w:sz w:val="24"/>
+          <w:szCs w:val="24"/>
+          <w:lang w:val="en-US"/>
+        </w:rPr>
+        <w:t xml:space="preserve"> vault- “</w:t>
+      </w:r>
+      <w:r>
+        <w:rPr>
+          <w:rFonts w:ascii="Times New Roman" w:hAnsi="Times New Roman" w:eastAsia="Times New Roman" w:cs="Times New Roman"/>
+          <w:b w:val="0"/>
+          <w:bCs w:val="0"/>
+          <w:i w:val="0"/>
+          <w:iCs w:val="0"/>
+          <w:caps w:val="0"/>
+          <w:smallCaps w:val="0"/>
+          <w:noProof w:val="0"/>
+          <w:color w:val="000000" w:themeColor="text1" w:themeTint="FF" w:themeShade="FF"/>
+          <w:sz w:val="24"/>
+          <w:szCs w:val="24"/>
+          <w:lang w:val="en-US"/>
+        </w:rPr>
+        <w:t>&lt;!--</w:t>
+      </w:r>
+      <w:r>
+        <w:rPr>
+          <w:rFonts w:ascii="Times New Roman" w:hAnsi="Times New Roman" w:eastAsia="Times New Roman" w:cs="Times New Roman"/>
+          <w:b w:val="0"/>
+          <w:bCs w:val="0"/>
+          <w:i w:val="0"/>
+          <w:iCs w:val="0"/>
+          <w:caps w:val="0"/>
+          <w:smallCaps w:val="0"/>
+          <w:noProof w:val="0"/>
+          <w:color w:val="000000" w:themeColor="text1" w:themeTint="FF" w:themeShade="FF"/>
+          <w:sz w:val="24"/>
+          <w:szCs w:val="24"/>
+          <w:lang w:val="en-US"/>
+        </w:rPr>
+        <w:t xml:space="preserve"> Please reserve GitHub issues for bug reports and feature requests. </w:t>
+      </w:r>
+      <w:r>
+        <w:rPr>
+          <w:noProof w:val="0"/>
+          <w:lang w:val="en-US"/>
+        </w:rPr>
+        <w:t xml:space="preserve">For questions, the best place to get answers is on our </w:t>
+      </w:r>
+      <w:hyperlink r:id="R80a013187e72498c">
+        <w:r>
+          <w:rPr>
+            <w:rStyle w:val="Hyperlink"/>
+            <w:noProof w:val="0"/>
+            <w:lang w:val="en-US"/>
+          </w:rPr>
+          <w:t>discussion forum</w:t>
+        </w:r>
+      </w:hyperlink>
+      <w:r>
+        <w:rPr>
+          <w:noProof w:val="0"/>
+          <w:lang w:val="en-US"/>
+        </w:rPr>
+        <w:t xml:space="preserve">, as they will get more visibility from experienced users than the issue tracker. Please note: We take Vault's security and our users' trust very seriously. If you believe you have found a security issue in Vault, </w:t>
+      </w:r>
+      <w:r>
+        <w:rPr>
+          <w:noProof w:val="0"/>
+          <w:lang w:val="en-US"/>
+        </w:rPr>
+        <w:t>please responsibly</w:t>
+      </w:r>
+      <w:r>
+        <w:rPr>
+          <w:noProof w:val="0"/>
+          <w:lang w:val="en-US"/>
+        </w:rPr>
+        <w:t xml:space="preserve"> </w:t>
+      </w:r>
+      <w:r>
+        <w:rPr>
+          <w:noProof w:val="0"/>
+          <w:lang w:val="en-US"/>
+        </w:rPr>
+        <w:t>disclose</w:t>
+      </w:r>
+      <w:r>
+        <w:rPr>
+          <w:noProof w:val="0"/>
+          <w:lang w:val="en-US"/>
+        </w:rPr>
+        <w:t xml:space="preserve"> by contacting us at </w:t>
+      </w:r>
+      <w:hyperlink r:id="R95c0fe45c90b49c4">
+        <w:r>
+          <w:rPr>
+            <w:rStyle w:val="Hyperlink"/>
+            <w:noProof w:val="0"/>
+            <w:lang w:val="en-US"/>
+          </w:rPr>
+          <w:t>security@hashicorp.com</w:t>
+        </w:r>
+      </w:hyperlink>
+      <w:r>
+        <w:rPr>
+          <w:noProof w:val="0"/>
+          <w:lang w:val="en-US"/>
+        </w:rPr>
+        <w:t xml:space="preserve">. Our PGP key is available at </w:t>
+      </w:r>
+      <w:hyperlink r:id="Ra8667e9b354344aa">
+        <w:r>
+          <w:rPr>
+            <w:rStyle w:val="Hyperlink"/>
+            <w:noProof w:val="0"/>
+            <w:lang w:val="en-US"/>
+          </w:rPr>
+          <w:t>our security page</w:t>
+        </w:r>
+      </w:hyperlink>
+      <w:r>
+        <w:rPr>
+          <w:noProof w:val="0"/>
+          <w:lang w:val="en-US"/>
+        </w:rPr>
+        <w:t>. --&gt;</w:t>
+      </w:r>
+      <w:r>
+        <w:rPr>
+          <w:rFonts w:ascii="Times New Roman" w:hAnsi="Times New Roman" w:eastAsia="Times New Roman" w:cs="Times New Roman"/>
+          <w:b w:val="0"/>
+          <w:bCs w:val="0"/>
+          <w:i w:val="0"/>
+          <w:iCs w:val="0"/>
+          <w:caps w:val="0"/>
+          <w:smallCaps w:val="0"/>
+          <w:noProof w:val="0"/>
+          <w:color w:val="000000" w:themeColor="text1" w:themeTint="FF" w:themeShade="FF"/>
+          <w:sz w:val="24"/>
+          <w:szCs w:val="24"/>
+          <w:lang w:val="en-US"/>
+        </w:rPr>
+        <w:t>”</w:t>
+      </w:r>
+      <w:r>
+        <w:rPr>
+          <w:rFonts w:ascii="Times New Roman" w:hAnsi="Times New Roman" w:eastAsia="Times New Roman" w:cs="Times New Roman"/>
+          <w:b w:val="0"/>
+          <w:bCs w:val="0"/>
+          <w:i w:val="0"/>
+          <w:iCs w:val="0"/>
+          <w:caps w:val="0"/>
+          <w:smallCaps w:val="0"/>
+          <w:noProof w:val="0"/>
+          <w:color w:val="000000" w:themeColor="text1" w:themeTint="FF" w:themeShade="FF"/>
+          <w:sz w:val="24"/>
+          <w:szCs w:val="24"/>
+          <w:lang w:val="en-US"/>
+        </w:rPr>
+        <w:t xml:space="preserve"> Do not include these template texts in your interpretation.</w:t>
+      </w:r>
+    </w:p>
+    <w:p>
+      <w:pPr>
         <w:pStyle w:val="Normal"/>
         <w:rPr>
           <w:rFonts w:ascii="Times New Roman" w:hAnsi="Times New Roman" w:eastAsia="Times New Roman" w:cs="Times New Roman"/>
@@ -4924,7 +5325,19 @@
         <w:rPr>
           <w:rFonts w:ascii="Times New Roman" w:hAnsi="Times New Roman" w:eastAsia="Times New Roman" w:cs="Times New Roman"/>
         </w:rPr>
-        <w:t>this”not</w:t>
+        <w:t>this”</w:t>
+      </w:r>
+      <w:r>
+        <w:rPr>
+          <w:rFonts w:ascii="Times New Roman" w:hAnsi="Times New Roman" w:eastAsia="Times New Roman" w:cs="Times New Roman"/>
+        </w:rPr>
+        <w:t xml:space="preserve"> </w:t>
+      </w:r>
+      <w:r>
+        <w:rPr>
+          <w:rFonts w:ascii="Times New Roman" w:hAnsi="Times New Roman" w:eastAsia="Times New Roman" w:cs="Times New Roman"/>
+        </w:rPr>
+        <w:t>not</w:t>
       </w:r>
       <w:r>
         <w:rPr>
@@ -6441,7 +6854,23 @@
           <w:noProof w:val="0"/>
           <w:lang w:val="en-US"/>
         </w:rPr>
-        <w:t xml:space="preserve"> no comments for proper contextualization default to non-usability</w:t>
+        <w:t xml:space="preserve"> no comments for proper contextualization </w:t>
+      </w:r>
+      <w:r>
+        <w:rPr>
+          <w:rFonts w:ascii="Times New Roman" w:hAnsi="Times New Roman" w:eastAsia="Times New Roman" w:cs="Times New Roman"/>
+          <w:noProof w:val="0"/>
+          <w:lang w:val="en-US"/>
+        </w:rPr>
+        <w:t xml:space="preserve">then </w:t>
+      </w:r>
+      <w:r>
+        <w:rPr>
+          <w:rFonts w:ascii="Times New Roman" w:hAnsi="Times New Roman" w:eastAsia="Times New Roman" w:cs="Times New Roman"/>
+          <w:noProof w:val="0"/>
+          <w:lang w:val="en-US"/>
+        </w:rPr>
+        <w:t>default to non-usability</w:t>
       </w:r>
       <w:r>
         <w:rPr>
@@ -7645,13 +8074,7 @@
         <w:rPr>
           <w:rFonts w:ascii="Times New Roman" w:hAnsi="Times New Roman" w:eastAsia="Times New Roman" w:cs="Times New Roman"/>
         </w:rPr>
-        <w:t xml:space="preserve"> to be more informational; put them into consideration for </w:t>
-      </w:r>
-      <w:r>
-        <w:rPr>
-          <w:rFonts w:ascii="Times New Roman" w:hAnsi="Times New Roman" w:eastAsia="Times New Roman" w:cs="Times New Roman"/>
-        </w:rPr>
-        <w:t>you</w:t>
+        <w:t xml:space="preserve"> to be more informational; put them into consideration for</w:t>
       </w:r>
       <w:r>
         <w:rPr>
@@ -7687,24 +8110,42 @@
         <w:rPr>
           <w:rFonts w:ascii="Times New Roman" w:hAnsi="Times New Roman" w:eastAsia="Times New Roman" w:cs="Times New Roman"/>
         </w:rPr>
-        <w:t xml:space="preserve"> questions are </w:t>
-      </w:r>
-      <w:r>
-        <w:rPr>
-          <w:rFonts w:ascii="Times New Roman" w:hAnsi="Times New Roman" w:eastAsia="Times New Roman" w:cs="Times New Roman"/>
-        </w:rPr>
-        <w:t>rally</w:t>
-      </w:r>
-      <w:r>
-        <w:rPr>
-          <w:rFonts w:ascii="Times New Roman" w:hAnsi="Times New Roman" w:eastAsia="Times New Roman" w:cs="Times New Roman"/>
-        </w:rPr>
         <w:t xml:space="preserve"> </w:t>
       </w:r>
       <w:r>
         <w:rPr>
           <w:rFonts w:ascii="Times New Roman" w:hAnsi="Times New Roman" w:eastAsia="Times New Roman" w:cs="Times New Roman"/>
         </w:rPr>
+        <w:t>issues tagged “</w:t>
+      </w:r>
+      <w:r>
+        <w:rPr>
+          <w:rFonts w:ascii="Times New Roman" w:hAnsi="Times New Roman" w:eastAsia="Times New Roman" w:cs="Times New Roman"/>
+        </w:rPr>
+        <w:t>questions</w:t>
+      </w:r>
+      <w:r>
+        <w:rPr>
+          <w:rFonts w:ascii="Times New Roman" w:hAnsi="Times New Roman" w:eastAsia="Times New Roman" w:cs="Times New Roman"/>
+        </w:rPr>
+        <w:t>”</w:t>
+      </w:r>
+      <w:r>
+        <w:rPr>
+          <w:rFonts w:ascii="Times New Roman" w:hAnsi="Times New Roman" w:eastAsia="Times New Roman" w:cs="Times New Roman"/>
+        </w:rPr>
+        <w:t>,</w:t>
+      </w:r>
+      <w:r>
+        <w:rPr>
+          <w:rFonts w:ascii="Times New Roman" w:hAnsi="Times New Roman" w:eastAsia="Times New Roman" w:cs="Times New Roman"/>
+        </w:rPr>
+        <w:t xml:space="preserve"> are </w:t>
+      </w:r>
+      <w:r>
+        <w:rPr>
+          <w:rFonts w:ascii="Times New Roman" w:hAnsi="Times New Roman" w:eastAsia="Times New Roman" w:cs="Times New Roman"/>
+        </w:rPr>
         <w:t>confused</w:t>
       </w:r>
       <w:r>
@@ -7765,7 +8206,7 @@
         <w:rPr>
           <w:rFonts w:ascii="Times New Roman" w:hAnsi="Times New Roman" w:eastAsia="Times New Roman" w:cs="Times New Roman"/>
         </w:rPr>
-        <w:t>Also</w:t>
+        <w:t>Also,</w:t>
       </w:r>
       <w:r>
         <w:rPr>
@@ -7825,13 +8266,7 @@
         <w:rPr>
           <w:rFonts w:ascii="Times New Roman" w:hAnsi="Times New Roman" w:eastAsia="Times New Roman" w:cs="Times New Roman"/>
         </w:rPr>
-        <w:t>reason</w:t>
-      </w:r>
-      <w:r>
-        <w:rPr>
-          <w:rFonts w:ascii="Times New Roman" w:hAnsi="Times New Roman" w:eastAsia="Times New Roman" w:cs="Times New Roman"/>
-        </w:rPr>
-        <w:t>(</w:t>
+        <w:t>reason (</w:t>
       </w:r>
       <w:r>
         <w:rPr>
@@ -8896,7 +9331,7 @@
           <w:sz w:val="24"/>
           <w:szCs w:val="24"/>
         </w:rPr>
-        <w:t>the  themes</w:t>
+        <w:t>the themes</w:t>
       </w:r>
       <w:r>
         <w:rPr>
@@ -8916,7 +9351,27 @@
           <w:sz w:val="24"/>
           <w:szCs w:val="24"/>
         </w:rPr>
-        <w:t>theme)theme</w:t>
+        <w:t>theme)</w:t>
+      </w:r>
+      <w:r>
+        <w:rPr>
+          <w:rFonts w:ascii="Times New Roman" w:hAnsi="Times New Roman" w:eastAsia="Times New Roman" w:cs="Times New Roman"/>
+          <w:b w:val="0"/>
+          <w:bCs w:val="0"/>
+          <w:sz w:val="24"/>
+          <w:szCs w:val="24"/>
+        </w:rPr>
+        <w:t xml:space="preserve"> </w:t>
+      </w:r>
+      <w:r>
+        <w:rPr>
+          <w:rFonts w:ascii="Times New Roman" w:hAnsi="Times New Roman" w:eastAsia="Times New Roman" w:cs="Times New Roman"/>
+          <w:b w:val="0"/>
+          <w:bCs w:val="0"/>
+          <w:sz w:val="24"/>
+          <w:szCs w:val="24"/>
+        </w:rPr>
+        <w:t>theme</w:t>
       </w:r>
       <w:r>
         <w:rPr>
@@ -9253,6 +9708,16 @@
           <w:lang w:val="en-US"/>
         </w:rPr>
         <w:t>error/general notifications/output messages are not clear</w:t>
+      </w:r>
+      <w:r>
+        <w:rPr>
+          <w:rFonts w:ascii="Times New Roman" w:hAnsi="Times New Roman" w:eastAsia="Times New Roman" w:cs="Times New Roman"/>
+          <w:noProof w:val="0"/>
+          <w:sz w:val="24"/>
+          <w:szCs w:val="24"/>
+          <w:lang w:val="en-US"/>
+        </w:rPr>
+        <w:t xml:space="preserve"> or not even visible for users to understand error</w:t>
       </w:r>
     </w:p>
     <w:p>
@@ -9469,27 +9934,7 @@
           <w:szCs w:val="24"/>
           <w:lang w:val="en-US"/>
         </w:rPr>
-        <w:t>terms</w:t>
-      </w:r>
-      <w:r>
-        <w:rPr>
-          <w:rFonts w:ascii="Times New Roman" w:hAnsi="Times New Roman" w:eastAsia="Times New Roman" w:cs="Times New Roman"/>
-          <w:noProof w:val="0"/>
-          <w:sz w:val="24"/>
-          <w:szCs w:val="24"/>
-          <w:lang w:val="en-US"/>
-        </w:rPr>
-        <w:t xml:space="preserve">  </w:t>
-      </w:r>
-      <w:r>
-        <w:rPr>
-          <w:rFonts w:ascii="Times New Roman" w:hAnsi="Times New Roman" w:eastAsia="Times New Roman" w:cs="Times New Roman"/>
-          <w:noProof w:val="0"/>
-          <w:sz w:val="24"/>
-          <w:szCs w:val="24"/>
-          <w:lang w:val="en-US"/>
-        </w:rPr>
-        <w:t>(</w:t>
+        <w:t>terms (</w:t>
       </w:r>
       <w:r>
         <w:rPr>
@@ -9913,7 +10358,27 @@
           <w:szCs w:val="24"/>
           <w:lang w:val="en-US"/>
         </w:rPr>
-        <w:t>ecosystem,</w:t>
+        <w:t>ecosystem</w:t>
+      </w:r>
+      <w:r>
+        <w:rPr>
+          <w:rFonts w:ascii="Times New Roman" w:hAnsi="Times New Roman" w:eastAsia="Times New Roman" w:cs="Times New Roman"/>
+          <w:noProof w:val="0"/>
+          <w:sz w:val="24"/>
+          <w:szCs w:val="24"/>
+          <w:lang w:val="en-US"/>
+        </w:rPr>
+        <w:t xml:space="preserve"> (example it works in sigstore cosign but not in sigstore rekor)</w:t>
+      </w:r>
+      <w:r>
+        <w:rPr>
+          <w:rFonts w:ascii="Times New Roman" w:hAnsi="Times New Roman" w:eastAsia="Times New Roman" w:cs="Times New Roman"/>
+          <w:noProof w:val="0"/>
+          <w:sz w:val="24"/>
+          <w:szCs w:val="24"/>
+          <w:lang w:val="en-US"/>
+        </w:rPr>
+        <w:t>,</w:t>
       </w:r>
       <w:r>
         <w:rPr>
@@ -10947,7 +11412,7 @@
           <w:szCs w:val="24"/>
           <w:lang w:val="en-US"/>
         </w:rPr>
-        <w:t>compllaining</w:t>
+        <w:t>complaining</w:t>
       </w:r>
       <w:r>
         <w:rPr>
@@ -11015,7 +11480,17 @@
           <w:szCs w:val="24"/>
           <w:lang w:val="en-US"/>
         </w:rPr>
-        <w:t xml:space="preserve"> Look for complaints about "noisy" output that hides the actual result user cares about.</w:t>
+        <w:t xml:space="preserve"> Look for complaints about "noisy" output that hides the actual result user cares about</w:t>
+      </w:r>
+      <w:r>
+        <w:rPr>
+          <w:rFonts w:ascii="Times New Roman" w:hAnsi="Times New Roman" w:eastAsia="Times New Roman" w:cs="Times New Roman"/>
+          <w:noProof w:val="0"/>
+          <w:sz w:val="24"/>
+          <w:szCs w:val="24"/>
+          <w:lang w:val="en-US"/>
+        </w:rPr>
+        <w:t xml:space="preserve"> or UI/UX challenges for users to effectively achieve tasks on the web client.</w:t>
       </w:r>
     </w:p>
     <w:p>
@@ -11053,7 +11528,37 @@
           <w:szCs w:val="24"/>
           <w:lang w:val="en-US"/>
         </w:rPr>
-        <w:t xml:space="preserve"> "The default output is too verbose," "Debug logs are printed by default, obscuring the success message," "Help text is a wall of text and hard to scan."</w:t>
+        <w:t xml:space="preserve"> "The default output is too verbose," "Debug logs are printed by default, obscuring the success message," "Help text is a wall of text and hard to scan</w:t>
+      </w:r>
+      <w:r>
+        <w:rPr>
+          <w:rFonts w:ascii="Times New Roman" w:hAnsi="Times New Roman" w:eastAsia="Times New Roman" w:cs="Times New Roman"/>
+          <w:noProof w:val="0"/>
+          <w:sz w:val="24"/>
+          <w:szCs w:val="24"/>
+          <w:lang w:val="en-US"/>
+        </w:rPr>
+        <w:t>,</w:t>
+      </w:r>
+      <w:r>
+        <w:rPr>
+          <w:rFonts w:ascii="Times New Roman" w:hAnsi="Times New Roman" w:eastAsia="Times New Roman" w:cs="Times New Roman"/>
+          <w:noProof w:val="0"/>
+          <w:sz w:val="24"/>
+          <w:szCs w:val="24"/>
+          <w:lang w:val="en-US"/>
+        </w:rPr>
+        <w:t>"</w:t>
+      </w:r>
+      <w:r>
+        <w:rPr>
+          <w:rFonts w:ascii="Times New Roman" w:hAnsi="Times New Roman" w:eastAsia="Times New Roman" w:cs="Times New Roman"/>
+          <w:noProof w:val="0"/>
+          <w:sz w:val="24"/>
+          <w:szCs w:val="24"/>
+          <w:lang w:val="en-US"/>
+        </w:rPr>
+        <w:t xml:space="preserve"> “The web interface authentication need to be redesigned.”</w:t>
       </w:r>
     </w:p>
     <w:p>
@@ -12849,6 +13354,166 @@
           <w:lang w:val="en-US"/>
         </w:rPr>
         <w:t xml:space="preserve"> plugin timeout," "Docker Registry API 404"). This includes integrations to external components not working as expected, requiring enhancements, or requests for new external components to be integrated/supported.</w:t>
+      </w:r>
+      <w:r>
+        <w:rPr>
+          <w:rFonts w:ascii="Times New Roman" w:hAnsi="Times New Roman" w:eastAsia="Times New Roman" w:cs="Times New Roman"/>
+          <w:noProof w:val="0"/>
+          <w:sz w:val="24"/>
+          <w:szCs w:val="24"/>
+          <w:lang w:val="en-US"/>
+        </w:rPr>
+        <w:t xml:space="preserve"> In cases where the “external components” are components from the same tool</w:t>
+      </w:r>
+      <w:r>
+        <w:rPr>
+          <w:rFonts w:ascii="Times New Roman" w:hAnsi="Times New Roman" w:eastAsia="Times New Roman" w:cs="Times New Roman"/>
+          <w:noProof w:val="0"/>
+          <w:sz w:val="24"/>
+          <w:szCs w:val="24"/>
+          <w:lang w:val="en-US"/>
+        </w:rPr>
+        <w:t xml:space="preserve"> we do not consider these integration issues since they are </w:t>
+      </w:r>
+      <w:r>
+        <w:rPr>
+          <w:rFonts w:ascii="Times New Roman" w:hAnsi="Times New Roman" w:eastAsia="Times New Roman" w:cs="Times New Roman"/>
+          <w:noProof w:val="0"/>
+          <w:sz w:val="24"/>
+          <w:szCs w:val="24"/>
+          <w:lang w:val="en-US"/>
+        </w:rPr>
+        <w:t>notexternal</w:t>
+      </w:r>
+      <w:r>
+        <w:rPr>
+          <w:rFonts w:ascii="Times New Roman" w:hAnsi="Times New Roman" w:eastAsia="Times New Roman" w:cs="Times New Roman"/>
+          <w:noProof w:val="0"/>
+          <w:sz w:val="24"/>
+          <w:szCs w:val="24"/>
+          <w:lang w:val="en-US"/>
+        </w:rPr>
+        <w:t xml:space="preserve"> components</w:t>
+      </w:r>
+      <w:r>
+        <w:rPr>
+          <w:rFonts w:ascii="Times New Roman" w:hAnsi="Times New Roman" w:eastAsia="Times New Roman" w:cs="Times New Roman"/>
+          <w:noProof w:val="0"/>
+          <w:sz w:val="24"/>
+          <w:szCs w:val="24"/>
+          <w:lang w:val="en-US"/>
+        </w:rPr>
+        <w:t xml:space="preserve"> </w:t>
+      </w:r>
+      <w:r>
+        <w:rPr>
+          <w:rFonts w:ascii="Times New Roman" w:hAnsi="Times New Roman" w:eastAsia="Times New Roman" w:cs="Times New Roman"/>
+          <w:noProof w:val="0"/>
+          <w:sz w:val="24"/>
+          <w:szCs w:val="24"/>
+          <w:lang w:val="en-US"/>
+        </w:rPr>
+        <w:t>e.g</w:t>
+      </w:r>
+      <w:r>
+        <w:rPr>
+          <w:rFonts w:ascii="Times New Roman" w:hAnsi="Times New Roman" w:eastAsia="Times New Roman" w:cs="Times New Roman"/>
+          <w:noProof w:val="0"/>
+          <w:sz w:val="24"/>
+          <w:szCs w:val="24"/>
+          <w:lang w:val="en-US"/>
+        </w:rPr>
+        <w:t xml:space="preserve"> </w:t>
+      </w:r>
+      <w:r>
+        <w:rPr>
+          <w:rFonts w:ascii="Times New Roman" w:hAnsi="Times New Roman" w:eastAsia="Times New Roman" w:cs="Times New Roman"/>
+          <w:noProof w:val="0"/>
+          <w:sz w:val="24"/>
+          <w:szCs w:val="24"/>
+          <w:lang w:val="en-US"/>
+        </w:rPr>
+        <w:t>sigstore’s</w:t>
+      </w:r>
+      <w:r>
+        <w:rPr>
+          <w:rFonts w:ascii="Times New Roman" w:hAnsi="Times New Roman" w:eastAsia="Times New Roman" w:cs="Times New Roman"/>
+          <w:noProof w:val="0"/>
+          <w:sz w:val="24"/>
+          <w:szCs w:val="24"/>
+          <w:lang w:val="en-US"/>
+        </w:rPr>
+        <w:t xml:space="preserve"> </w:t>
+      </w:r>
+      <w:r>
+        <w:rPr>
+          <w:rFonts w:ascii="Times New Roman" w:hAnsi="Times New Roman" w:eastAsia="Times New Roman" w:cs="Times New Roman"/>
+          <w:noProof w:val="0"/>
+          <w:sz w:val="24"/>
+          <w:szCs w:val="24"/>
+          <w:lang w:val="en-US"/>
+        </w:rPr>
+        <w:t>Fulcio</w:t>
+      </w:r>
+      <w:r>
+        <w:rPr>
+          <w:rFonts w:ascii="Times New Roman" w:hAnsi="Times New Roman" w:eastAsia="Times New Roman" w:cs="Times New Roman"/>
+          <w:noProof w:val="0"/>
+          <w:sz w:val="24"/>
+          <w:szCs w:val="24"/>
+          <w:lang w:val="en-US"/>
+        </w:rPr>
+        <w:t xml:space="preserve"> integration issue in </w:t>
+      </w:r>
+      <w:r>
+        <w:rPr>
+          <w:rFonts w:ascii="Times New Roman" w:hAnsi="Times New Roman" w:eastAsia="Times New Roman" w:cs="Times New Roman"/>
+          <w:noProof w:val="0"/>
+          <w:sz w:val="24"/>
+          <w:szCs w:val="24"/>
+          <w:lang w:val="en-US"/>
+        </w:rPr>
+        <w:t>sigstore</w:t>
+      </w:r>
+      <w:r>
+        <w:rPr>
+          <w:rFonts w:ascii="Times New Roman" w:hAnsi="Times New Roman" w:eastAsia="Times New Roman" w:cs="Times New Roman"/>
+          <w:noProof w:val="0"/>
+          <w:sz w:val="24"/>
+          <w:szCs w:val="24"/>
+          <w:lang w:val="en-US"/>
+        </w:rPr>
+        <w:t xml:space="preserve"> cosign</w:t>
+      </w:r>
+      <w:r>
+        <w:rPr>
+          <w:rFonts w:ascii="Times New Roman" w:hAnsi="Times New Roman" w:eastAsia="Times New Roman" w:cs="Times New Roman"/>
+          <w:noProof w:val="0"/>
+          <w:sz w:val="24"/>
+          <w:szCs w:val="24"/>
+          <w:lang w:val="en-US"/>
+        </w:rPr>
+        <w:t xml:space="preserve"> or keyfactor </w:t>
+      </w:r>
+      <w:r>
+        <w:rPr>
+          <w:rFonts w:ascii="Times New Roman" w:hAnsi="Times New Roman" w:eastAsia="Times New Roman" w:cs="Times New Roman"/>
+          <w:noProof w:val="0"/>
+          <w:sz w:val="24"/>
+          <w:szCs w:val="24"/>
+          <w:lang w:val="en-US"/>
+        </w:rPr>
+        <w:t>ejbca</w:t>
+      </w:r>
+      <w:r>
+        <w:rPr>
+          <w:rFonts w:ascii="Times New Roman" w:hAnsi="Times New Roman" w:eastAsia="Times New Roman" w:cs="Times New Roman"/>
+          <w:noProof w:val="0"/>
+          <w:sz w:val="24"/>
+          <w:szCs w:val="24"/>
+          <w:lang w:val="en-US"/>
+        </w:rPr>
+        <w:t xml:space="preserve"> and signserver etc.</w:t>
       </w:r>
     </w:p>
     <w:p>
@@ -19329,6 +19994,17 @@
       </w:tblCellMar>
     </w:tblPr>
   </w:style>
+  <w:style w:type="character" w:styleId="Hyperlink">
+    <w:uiPriority w:val="99"/>
+    <w:name w:val="Hyperlink"/>
+    <w:basedOn w:val="DefaultParagraphFont"/>
+    <w:unhideWhenUsed/>
+    <w:rsid w:val="4AF6AC23"/>
+    <w:rPr>
+      <w:color w:val="467886"/>
+      <w:u w:val="single"/>
+    </w:rPr>
+  </w:style>
 </w:styles>
 </file>
 
